--- a/az/scientists/CV/Word/Mehmedov_Emirullah_CV_AZ.docx
+++ b/az/scientists/CV/Word/Mehmedov_Emirullah_CV_AZ.docx
@@ -439,7 +439,7 @@
           <w:sz w:val="21"/>
           <w:szCs w:val="21"/>
         </w:rPr>
-        <w:t>Əmirullah Məmmədov 2011-ci ildən Bilkent Universitetinin Nanotexnologiya Tədqiqat Mərkəzində emeritus professor və aparıcı elmi işçidir. Nəşrlərdə adı Amirullah M. Mamedov yazılır. 1973-cü ildə İoffe İnstitutunda fizika və riyaziyyat üzrə PhD dərəcəsi alıb. Dissertasiya fotoseqnetoelektrik materialların optik və elektrooptik xassələrinə aiddir və Vavilov Dövlət Optika İnstitutunda yerinə yetirilib. 1982-ci ildə Riqada fizika və riyaziyyat üzrə elmlər doktoru, 1988-ci ildə optika üzrə professor elmi adını alıb. CV 350-dən çox nəşr göstərir. 1992–2006-cı illərdə ASELSAN-ın elmi məsləhətçisi olub.</w:t>
+        <w:t>Əmirullah Məmmədov 2011-ci ildən Bilkent Universitetinin Nanotexnologiya Tədqiqat Mərkəzində emeritus professor və aparıcı elmi işçidir. Nəşrlərdə adı Amirullah M. Mamedov yazılır. 1973-cü ildə İoffe İnstitutunda fizika və riyaziyyat üzrə PhD dərəcəsi alıb. Dissertasiya fotoseqnetoelektrik materialların optik və elektrooptik xassələrinə aiddir və Vavilov Dövlət Optika İnstitutunda yerinə yetirilib. 1982-ci ildə Riqada fizika və riyaziyyat üzrə elmlər doktoru, 1988-ci ildə optika üzrə professor elmi adını alıb. 350-dən çox nəşr göstərir. 1992–2006-cı illərdə ASELSAN-ın elmi məsləhətçisi olub.</w:t>
       </w:r>
     </w:p>
     <w:p>
@@ -1989,7 +1989,7 @@
                 <w:sz w:val="21"/>
                 <w:szCs w:val="21"/>
               </w:rPr>
-              <w:t>CV</w:t>
+              <w:t>Özü tərəfindən</w:t>
             </w:r>
           </w:p>
         </w:tc>
@@ -2739,7 +2739,7 @@
           <w:sz w:val="21"/>
           <w:szCs w:val="21"/>
         </w:rPr>
-        <w:t>53. 4-th Conference Piezoresponse Force Microscopy and Nanoscale Phenomena in Polar Materials, ( 2012, Portugal Aveiro)</w:t>
+        <w:t>53. 4-th Conference Piezoresponse Force Microscopy and Nanoscale Phenomena in Polar Materials, (2012, Portugal Aveiro)</w:t>
       </w:r>
     </w:p>
     <w:p>
